--- a/docs/Anexo_Forca_Azul_Argentina.docx
+++ b/docs/Anexo_Forca_Azul_Argentina.docx
@@ -165,7 +165,7 @@
         <w:t xml:space="preserve">Notas</w:t>
       </w:r>
       <w:r>
-        <w:t xml:space="preserve"> traz o contexto histórico de cada unidade; quando uma nota descreve um procedimento que o jogo digital não simula, vale o que está na seção </w:t>
+        <w:t xml:space="preserve"> traz o contexto histórico de cada unidade e, quando a regra do jogo difere do que aconteceu em 1982, indica o que vale no jogo — detalhado na seção </w:t>
       </w:r>
       <w:r>
         <w:rPr>
@@ -3500,7 +3500,7 @@
                 <w:sz w:val="13"/>
                 <w:szCs w:val="13"/>
               </w:rPr>
-              <w:t xml:space="preserve">Grupos M1/M2. M1 inicia atracado em Río Gallegos e M2 nas imediações do porto, conforme o caderno. Cada um pode lançar um campo minado adicional (turnos 3 e 4 no jogo original).</w:t>
+              <w:t xml:space="preserve">Grupos M1/M2, baseados em Río Gallegos. Carregam 2 cargas de minas — um navio inimigo que entre no seu hex é atingido — e são a única unidade argentina capaz de varrer campos minados britânicos.</w:t>
             </w:r>
           </w:p>
         </w:tc>
@@ -4364,7 +4364,7 @@
                 <w:sz w:val="13"/>
                 <w:szCs w:val="13"/>
               </w:rPr>
-              <w:t xml:space="preserve">Formosa/Río Carcarañá, Río Cincel/Mar del Norte, Lago Argentino/Puerto Rosales. 4 LP por navio; atracados em Río Gallegos no início.</w:t>
+              <w:t xml:space="preserve">Formosa/Río Carcarañá, Río Cincel/Mar del Norte, Lago Argentino/Puerto Rosales. Atracados em Río Gallegos no início; reabastecem de combustível os navios que terminam o período no mesmo hex.</w:t>
             </w:r>
           </w:p>
         </w:tc>
@@ -6786,7 +6786,7 @@
                 <w:sz w:val="13"/>
                 <w:szCs w:val="13"/>
               </w:rPr>
-              <w:t xml:space="preserve">2ª Esquadrilha Aeronaval de Caça e Ataque, Río Grande. 5× AM39 Exocet disponíveis em toda a guerra, sem reposição (o caderno original cita 4).</w:t>
+              <w:t xml:space="preserve">2ª Esquadrilha Aeronaval de Caça e Ataque, Río Grande. Historicamente, só 5 AM39 Exocet em toda a guerra, sem reposição (o caderno original cita 4); no jogo, os mísseis são recompletados quando a esquadrilha volta à base.</w:t>
             </w:r>
           </w:p>
         </w:tc>
@@ -8226,7 +8226,7 @@
                 <w:sz w:val="13"/>
                 <w:szCs w:val="13"/>
               </w:rPr>
-              <w:t xml:space="preserve">2× KC-130H do Grupo 1 de Transporte Aéreo. Reabastecimento em voo de A-4 e Super Étendard — sem eles, os ataques continentais perdem tempo útil sobre o alvo.</w:t>
+              <w:t xml:space="preserve">2× KC-130H do Grupo 1 de Transporte Aéreo. Aeronave pronta que começa o período no mesmo hex recebe +50% de combustível — sem ele, os ataques a partir do continente têm pouco tempo sobre o alvo.</w:t>
             </w:r>
           </w:p>
         </w:tc>
@@ -9149,7 +9149,7 @@
                 <w:sz w:val="13"/>
                 <w:szCs w:val="13"/>
               </w:rPr>
-              <w:t xml:space="preserve">10ª Brigada de Infantería (3º, 6º, 7º, 25º RI) + 5º Batalhão de Infantaria de Marinha. ~5.000 efetivos. Consome 1 LP por turno; a zero, perde um dado de capacidade por turno.</w:t>
+              <w:t xml:space="preserve">10ª Brigada de Infantería (3º, 6º, 7º, 25º RI) + 5º Batalhão de Infantaria de Marinha. ~5.000 efetivos. Principal alvo da campanha terrestre britânica.</w:t>
             </w:r>
           </w:p>
         </w:tc>
@@ -9437,7 +9437,7 @@
                 <w:sz w:val="13"/>
                 <w:szCs w:val="13"/>
               </w:rPr>
-              <w:t xml:space="preserve">2× lançadores MM38 Exocet improvisados por técnicos navais. Atingiu o HMS Glamorgan em 12 jun 1982 — sem reabastecimento possível.</w:t>
+              <w:t xml:space="preserve">2× lançadores MM38 Exocet improvisados por técnicos navais. Atingiu o HMS Glamorgan em 12 jun 1982. No jogo, como unidade terrestre, volta a ter seus 2 mísseis a cada período.</w:t>
             </w:r>
           </w:p>
         </w:tc>
@@ -11741,7 +11741,7 @@
                 <w:sz w:val="13"/>
                 <w:szCs w:val="13"/>
               </w:rPr>
-              <w:t xml:space="preserve">Hub logístico continental. Reabastece navios argentinos em operação.</w:t>
+              <w:t xml:space="preserve">Hub logístico continental. Reabastece de combustível os navios no mesmo hex e recompleta a munição de navios e submarinos que passam o período parados no porto.</w:t>
             </w:r>
           </w:p>
         </w:tc>
@@ -12936,7 +12936,7 @@
         <w:t xml:space="preserve">Pontos Logísticos (LP)</w:t>
       </w:r>
       <w:r>
-        <w:t xml:space="preserve"> — as notas citam LP fornecidos pelos cargueiros e consumidos pela guarnição de Porto Argentino. É uma referência do jogo de tabuleiro original: o jogo digital não simula LP, e as guarnições não perdem capacidade por falta de suprimento.</w:t>
+        <w:t xml:space="preserve"> — o jogo de tabuleiro original usava LP para o suprimento das guarnições. O jogo digital não simula LP: as guarnições não perdem capacidade por falta de suprimento.</w:t>
       </w:r>
     </w:p>
     <w:p>
